--- a/dps_3er_ciclo/combos_2026/8vo/DPS_8vo_PLAN_ANUAL_PEC_OFICIO_2026.docx
+++ b/dps_3er_ciclo/combos_2026/8vo/DPS_8vo_PLAN_ANUAL_PEC_OFICIO_2026.docx
@@ -88,6 +88,20 @@
       </w:r>
     </w:p>
     <w:p/>
+    <w:p>
+      <w:pPr>
+        <w:spacing w:after="80"/>
+      </w:pPr>
+      <w:r>
+        <w:rPr>
+          <w:b w:val="0"/>
+          <w:i/>
+          <w:color w:val="555555"/>
+          <w:sz w:val="18"/>
+        </w:rPr>
+        <w:t>En este esquema editorial, cada encuentro dura 3 HC (horas cátedra), que equivalen a 120 minutos; los 36 encuentros suman 108 HC.</w:t>
+      </w:r>
+    </w:p>
     <w:tbl>
       <w:tblPr>
         <w:tblStyle w:val="TableGrid"/>
@@ -409,7 +423,7 @@
                 <w:b w:val="0"/>
                 <w:sz w:val="17"/>
               </w:rPr>
-              <w:t>3 h</w:t>
+              <w:t xml:space="preserve">3 HC</w:t>
             </w:r>
           </w:p>
         </w:tc>
@@ -546,7 +560,7 @@
                 <w:b w:val="0"/>
                 <w:sz w:val="17"/>
               </w:rPr>
-              <w:t>3 h</w:t>
+              <w:t xml:space="preserve">3 HC</w:t>
             </w:r>
           </w:p>
         </w:tc>
@@ -679,7 +693,7 @@
                 <w:b w:val="0"/>
                 <w:sz w:val="17"/>
               </w:rPr>
-              <w:t>3 h</w:t>
+              <w:t xml:space="preserve">3 HC</w:t>
             </w:r>
           </w:p>
         </w:tc>
@@ -817,7 +831,7 @@
                 <w:b w:val="0"/>
                 <w:sz w:val="17"/>
               </w:rPr>
-              <w:t>3 h</w:t>
+              <w:t xml:space="preserve">3 HC</w:t>
             </w:r>
           </w:p>
         </w:tc>
@@ -998,7 +1012,7 @@
                 <w:b w:val="0"/>
                 <w:sz w:val="17"/>
               </w:rPr>
-              <w:t>3 h</w:t>
+              <w:t xml:space="preserve">3 HC</w:t>
             </w:r>
           </w:p>
         </w:tc>
@@ -1131,7 +1145,7 @@
                 <w:b w:val="0"/>
                 <w:sz w:val="17"/>
               </w:rPr>
-              <w:t>3 h</w:t>
+              <w:t xml:space="preserve">3 HC</w:t>
             </w:r>
           </w:p>
         </w:tc>
@@ -1264,7 +1278,7 @@
                 <w:b w:val="0"/>
                 <w:sz w:val="17"/>
               </w:rPr>
-              <w:t>3 h</w:t>
+              <w:t xml:space="preserve">3 HC</w:t>
             </w:r>
           </w:p>
         </w:tc>
@@ -1402,7 +1416,7 @@
                 <w:b w:val="0"/>
                 <w:sz w:val="17"/>
               </w:rPr>
-              <w:t>3 h</w:t>
+              <w:t xml:space="preserve">3 HC</w:t>
             </w:r>
           </w:p>
         </w:tc>
@@ -1583,7 +1597,7 @@
                 <w:b w:val="0"/>
                 <w:sz w:val="17"/>
               </w:rPr>
-              <w:t>3 h</w:t>
+              <w:t xml:space="preserve">3 HC</w:t>
             </w:r>
           </w:p>
         </w:tc>
@@ -1716,7 +1730,7 @@
                 <w:b w:val="0"/>
                 <w:sz w:val="17"/>
               </w:rPr>
-              <w:t>3 h</w:t>
+              <w:t xml:space="preserve">3 HC</w:t>
             </w:r>
           </w:p>
         </w:tc>
@@ -1849,7 +1863,7 @@
                 <w:b w:val="0"/>
                 <w:sz w:val="17"/>
               </w:rPr>
-              <w:t>3 h</w:t>
+              <w:t xml:space="preserve">3 HC</w:t>
             </w:r>
           </w:p>
         </w:tc>
@@ -1986,7 +2000,7 @@
                 <w:b w:val="0"/>
                 <w:sz w:val="17"/>
               </w:rPr>
-              <w:t>3 h</w:t>
+              <w:t xml:space="preserve">3 HC</w:t>
             </w:r>
           </w:p>
         </w:tc>
@@ -2124,7 +2138,7 @@
                 <w:b w:val="0"/>
                 <w:sz w:val="17"/>
               </w:rPr>
-              <w:t>3 h</w:t>
+              <w:t xml:space="preserve">3 HC</w:t>
             </w:r>
           </w:p>
         </w:tc>
@@ -2305,7 +2319,7 @@
                 <w:b w:val="0"/>
                 <w:sz w:val="17"/>
               </w:rPr>
-              <w:t>3 h</w:t>
+              <w:t xml:space="preserve">3 HC</w:t>
             </w:r>
           </w:p>
         </w:tc>
@@ -2438,7 +2452,7 @@
                 <w:b w:val="0"/>
                 <w:sz w:val="17"/>
               </w:rPr>
-              <w:t>3 h</w:t>
+              <w:t xml:space="preserve">3 HC</w:t>
             </w:r>
           </w:p>
         </w:tc>
@@ -2571,7 +2585,7 @@
                 <w:b w:val="0"/>
                 <w:sz w:val="17"/>
               </w:rPr>
-              <w:t>3 h</w:t>
+              <w:t xml:space="preserve">3 HC</w:t>
             </w:r>
           </w:p>
         </w:tc>
@@ -2709,7 +2723,7 @@
                 <w:b w:val="0"/>
                 <w:sz w:val="17"/>
               </w:rPr>
-              <w:t>3 h</w:t>
+              <w:t xml:space="preserve">3 HC</w:t>
             </w:r>
           </w:p>
         </w:tc>
@@ -2847,7 +2861,7 @@
                 <w:b w:val="0"/>
                 <w:sz w:val="17"/>
               </w:rPr>
-              <w:t>3 h</w:t>
+              <w:t xml:space="preserve">3 HC</w:t>
             </w:r>
           </w:p>
         </w:tc>
@@ -3051,7 +3065,7 @@
                 <w:b w:val="0"/>
                 <w:sz w:val="17"/>
               </w:rPr>
-              <w:t>3 h</w:t>
+              <w:t xml:space="preserve">3 HC</w:t>
             </w:r>
           </w:p>
         </w:tc>
@@ -3346,7 +3360,7 @@
                 <w:b w:val="0"/>
                 <w:sz w:val="17"/>
               </w:rPr>
-              <w:t>3 h</w:t>
+              <w:t xml:space="preserve">3 HC</w:t>
             </w:r>
           </w:p>
         </w:tc>
@@ -3637,7 +3651,7 @@
                 <w:b w:val="0"/>
                 <w:sz w:val="17"/>
               </w:rPr>
-              <w:t>3 h</w:t>
+              <w:t xml:space="preserve">3 HC</w:t>
             </w:r>
           </w:p>
         </w:tc>
@@ -3933,7 +3947,7 @@
                 <w:b w:val="0"/>
                 <w:sz w:val="17"/>
               </w:rPr>
-              <w:t>3 h</w:t>
+              <w:t xml:space="preserve">3 HC</w:t>
             </w:r>
           </w:p>
         </w:tc>
@@ -4114,7 +4128,7 @@
                 <w:b w:val="0"/>
                 <w:sz w:val="17"/>
               </w:rPr>
-              <w:t>3 h</w:t>
+              <w:t xml:space="preserve">3 HC</w:t>
             </w:r>
           </w:p>
         </w:tc>
@@ -4405,7 +4419,7 @@
                 <w:b w:val="0"/>
                 <w:sz w:val="17"/>
               </w:rPr>
-              <w:t>3 h</w:t>
+              <w:t xml:space="preserve">3 HC</w:t>
             </w:r>
           </w:p>
         </w:tc>
@@ -4538,7 +4552,7 @@
                 <w:b w:val="0"/>
                 <w:sz w:val="17"/>
               </w:rPr>
-              <w:t>3 h</w:t>
+              <w:t xml:space="preserve">3 HC</w:t>
             </w:r>
           </w:p>
         </w:tc>
@@ -4834,7 +4848,7 @@
                 <w:b w:val="0"/>
                 <w:sz w:val="17"/>
               </w:rPr>
-              <w:t>3 h</w:t>
+              <w:t xml:space="preserve">3 HC</w:t>
             </w:r>
           </w:p>
         </w:tc>
@@ -5019,7 +5033,7 @@
                 <w:b w:val="0"/>
                 <w:sz w:val="17"/>
               </w:rPr>
-              <w:t>3 h</w:t>
+              <w:t xml:space="preserve">3 HC</w:t>
             </w:r>
           </w:p>
         </w:tc>
@@ -5310,7 +5324,7 @@
                 <w:b w:val="0"/>
                 <w:sz w:val="17"/>
               </w:rPr>
-              <w:t>3 h</w:t>
+              <w:t xml:space="preserve">3 HC</w:t>
             </w:r>
           </w:p>
         </w:tc>
@@ -5448,7 +5462,7 @@
                 <w:b w:val="0"/>
                 <w:sz w:val="17"/>
               </w:rPr>
-              <w:t>3 h</w:t>
+              <w:t xml:space="preserve">3 HC</w:t>
             </w:r>
           </w:p>
         </w:tc>
@@ -5586,7 +5600,7 @@
                 <w:b w:val="0"/>
                 <w:sz w:val="17"/>
               </w:rPr>
-              <w:t>3 h</w:t>
+              <w:t xml:space="preserve">3 HC</w:t>
             </w:r>
           </w:p>
         </w:tc>
@@ -5779,7 +5793,9 @@
       </w:r>
     </w:p>
     <w:p>
-      <w:pPr/>
+      <w:pPr>
+        <w:keepNext/>
+      </w:pPr>
       <w:r>
         <w:rPr>
           <w:sz w:val="19"/>
@@ -5799,6 +5815,9 @@
         <w:gridCol w:w="5088"/>
       </w:tblGrid>
       <w:tr>
+        <w:trPr>
+          <w:cantSplit/>
+        </w:trPr>
         <w:tc>
           <w:tcPr>
             <w:tcW w:type="dxa" w:w="5088"/>
@@ -5806,6 +5825,7 @@
           </w:tcPr>
           <w:p>
             <w:pPr>
+              <w:keepNext/>
               <w:spacing w:after="0" w:before="0"/>
             </w:pPr>
             <w:r>
@@ -5825,6 +5845,7 @@
           </w:tcPr>
           <w:p>
             <w:pPr>
+              <w:keepNext/>
               <w:spacing w:after="0" w:before="0"/>
             </w:pPr>
             <w:r>
@@ -5844,6 +5865,7 @@
           </w:tcPr>
           <w:p>
             <w:pPr>
+              <w:keepNext/>
               <w:spacing w:after="0" w:before="0"/>
             </w:pPr>
             <w:r>
@@ -5858,6 +5880,9 @@
         </w:tc>
       </w:tr>
       <w:tr>
+        <w:trPr>
+          <w:cantSplit/>
+        </w:trPr>
         <w:tc>
           <w:tcPr>
             <w:tcW w:type="dxa" w:w="5088"/>
@@ -5865,6 +5890,7 @@
           </w:tcPr>
           <w:p>
             <w:pPr>
+              <w:keepNext/>
               <w:spacing w:after="0" w:before="0"/>
             </w:pPr>
             <w:r>
@@ -5883,6 +5909,7 @@
           </w:tcPr>
           <w:p>
             <w:pPr>
+              <w:keepNext/>
               <w:spacing w:after="0" w:before="0"/>
             </w:pPr>
             <w:r>
@@ -5901,6 +5928,7 @@
           </w:tcPr>
           <w:p>
             <w:pPr>
+              <w:keepNext/>
               <w:spacing w:after="0" w:before="0"/>
             </w:pPr>
             <w:r>
@@ -5914,6 +5942,9 @@
         </w:tc>
       </w:tr>
       <w:tr>
+        <w:trPr>
+          <w:cantSplit/>
+        </w:trPr>
         <w:tc>
           <w:tcPr>
             <w:tcW w:type="dxa" w:w="5088"/>
@@ -5921,6 +5952,7 @@
           </w:tcPr>
           <w:p>
             <w:pPr>
+              <w:keepNext/>
               <w:spacing w:after="0" w:before="0"/>
             </w:pPr>
             <w:r>
@@ -5939,6 +5971,7 @@
           </w:tcPr>
           <w:p>
             <w:pPr>
+              <w:keepNext/>
               <w:spacing w:after="0" w:before="0"/>
             </w:pPr>
             <w:r>
@@ -5957,6 +5990,7 @@
           </w:tcPr>
           <w:p>
             <w:pPr>
+              <w:keepNext/>
               <w:spacing w:after="0" w:before="0"/>
             </w:pPr>
             <w:r>
@@ -5970,6 +6004,9 @@
         </w:tc>
       </w:tr>
       <w:tr>
+        <w:trPr>
+          <w:cantSplit/>
+        </w:trPr>
         <w:tc>
           <w:tcPr>
             <w:tcW w:type="dxa" w:w="5088"/>
@@ -5977,6 +6014,7 @@
           </w:tcPr>
           <w:p>
             <w:pPr>
+              <w:keepNext/>
               <w:spacing w:after="0" w:before="0"/>
             </w:pPr>
             <w:r>
@@ -5995,6 +6033,7 @@
           </w:tcPr>
           <w:p>
             <w:pPr>
+              <w:keepNext/>
               <w:spacing w:after="0" w:before="0"/>
             </w:pPr>
             <w:r>
@@ -6013,6 +6052,7 @@
           </w:tcPr>
           <w:p>
             <w:pPr>
+              <w:keepNext/>
               <w:spacing w:after="0" w:before="0"/>
             </w:pPr>
             <w:r>
@@ -6026,6 +6066,9 @@
         </w:tc>
       </w:tr>
       <w:tr>
+        <w:trPr>
+          <w:cantSplit/>
+        </w:trPr>
         <w:tc>
           <w:tcPr>
             <w:tcW w:type="dxa" w:w="5088"/>
@@ -6033,6 +6076,7 @@
           </w:tcPr>
           <w:p>
             <w:pPr>
+              <w:keepNext/>
               <w:spacing w:after="0" w:before="0"/>
             </w:pPr>
             <w:r>
@@ -6051,6 +6095,7 @@
           </w:tcPr>
           <w:p>
             <w:pPr>
+              <w:keepNext/>
               <w:spacing w:after="0" w:before="0"/>
             </w:pPr>
             <w:r>
@@ -6069,6 +6114,7 @@
           </w:tcPr>
           <w:p>
             <w:pPr>
+              <w:keepNext/>
               <w:spacing w:after="0" w:before="0"/>
             </w:pPr>
             <w:r>
@@ -6082,6 +6128,9 @@
         </w:tc>
       </w:tr>
       <w:tr>
+        <w:trPr>
+          <w:cantSplit/>
+        </w:trPr>
         <w:tc>
           <w:tcPr>
             <w:tcW w:type="dxa" w:w="5088"/>
@@ -6089,6 +6138,7 @@
           </w:tcPr>
           <w:p>
             <w:pPr>
+              <w:keepNext/>
               <w:spacing w:after="0" w:before="0"/>
             </w:pPr>
             <w:r>
@@ -6107,6 +6157,7 @@
           </w:tcPr>
           <w:p>
             <w:pPr>
+              <w:keepNext/>
               <w:spacing w:after="0" w:before="0"/>
             </w:pPr>
             <w:r>
@@ -6125,6 +6176,7 @@
           </w:tcPr>
           <w:p>
             <w:pPr>
+              <w:keepNext/>
               <w:spacing w:after="0" w:before="0"/>
             </w:pPr>
             <w:r>
@@ -6138,6 +6190,9 @@
         </w:tc>
       </w:tr>
       <w:tr>
+        <w:trPr>
+          <w:cantSplit/>
+        </w:trPr>
         <w:tc>
           <w:tcPr>
             <w:tcW w:type="dxa" w:w="5088"/>
